--- a/URUVS/Datasheets/URUV/06.2024/June_VideoAnalysis_OliviaQAQC.docx
+++ b/URUVS/Datasheets/URUV/06.2024/June_VideoAnalysis_OliviaQAQC.docx
@@ -1545,12 +1545,12 @@
           <w:p>
             <w:pPr>
               <w:rPr>
-                <w:highlight w:val="yellow"/>
-              </w:rPr>
-            </w:pPr>
-            <w:r>
-              <w:rPr>
-                <w:highlight w:val="yellow"/>
+                <w:highlight w:val="green"/>
+              </w:rPr>
+            </w:pPr>
+            <w:r>
+              <w:rPr>
+                <w:highlight w:val="green"/>
               </w:rPr>
               <w:t>MUDCRAB</w:t>
             </w:r>
@@ -1558,12 +1558,12 @@
           <w:p>
             <w:pPr>
               <w:rPr>
-                <w:highlight w:val="yellow"/>
-              </w:rPr>
-            </w:pPr>
-            <w:r>
-              <w:rPr>
-                <w:highlight w:val="yellow"/>
+                <w:highlight w:val="green"/>
+              </w:rPr>
+            </w:pPr>
+            <w:r>
+              <w:rPr>
+                <w:highlight w:val="green"/>
               </w:rPr>
               <w:t>1 17:15 (F2)</w:t>
             </w:r>
@@ -1571,7 +1571,7 @@
           <w:p>
             <w:r>
               <w:rPr>
-                <w:highlight w:val="yellow"/>
+                <w:highlight w:val="green"/>
               </w:rPr>
               <w:t>2 20:18 (F2)</w:t>
             </w:r>
@@ -2062,6 +2062,11 @@
             </w:r>
           </w:p>
           <w:p>
+            <w:pPr>
+              <w:rPr>
+                <w:highlight w:val="green"/>
+              </w:rPr>
+            </w:pPr>
             <w:r>
               <w:rPr>
                 <w:highlight w:val="green"/>
@@ -2069,16 +2074,22 @@
               <w:t>6 07:21</w:t>
             </w:r>
           </w:p>
-          <w:p/>
-          <w:p>
-            <w:pPr>
-              <w:rPr>
-                <w:highlight w:val="yellow"/>
-              </w:rPr>
-            </w:pPr>
-            <w:r>
-              <w:rPr>
-                <w:highlight w:val="yellow"/>
+          <w:p>
+            <w:pPr>
+              <w:rPr>
+                <w:highlight w:val="green"/>
+              </w:rPr>
+            </w:pPr>
+          </w:p>
+          <w:p>
+            <w:pPr>
+              <w:rPr>
+                <w:highlight w:val="green"/>
+              </w:rPr>
+            </w:pPr>
+            <w:r>
+              <w:rPr>
+                <w:highlight w:val="green"/>
               </w:rPr>
               <w:t>CRAB</w:t>
             </w:r>
@@ -2086,12 +2097,12 @@
           <w:p>
             <w:pPr>
               <w:rPr>
-                <w:highlight w:val="yellow"/>
-              </w:rPr>
-            </w:pPr>
-            <w:r>
-              <w:rPr>
-                <w:highlight w:val="yellow"/>
+                <w:highlight w:val="green"/>
+              </w:rPr>
+            </w:pPr>
+            <w:r>
+              <w:rPr>
+                <w:highlight w:val="green"/>
               </w:rPr>
               <w:t>MUD</w:t>
             </w:r>
@@ -2099,12 +2110,12 @@
           <w:p>
             <w:pPr>
               <w:rPr>
-                <w:highlight w:val="yellow"/>
-              </w:rPr>
-            </w:pPr>
-            <w:r>
-              <w:rPr>
-                <w:highlight w:val="yellow"/>
+                <w:highlight w:val="green"/>
+              </w:rPr>
+            </w:pPr>
+            <w:r>
+              <w:rPr>
+                <w:highlight w:val="green"/>
               </w:rPr>
               <w:t>08:42</w:t>
             </w:r>
@@ -2112,12 +2123,12 @@
           <w:p>
             <w:pPr>
               <w:rPr>
-                <w:highlight w:val="yellow"/>
-              </w:rPr>
-            </w:pPr>
-            <w:r>
-              <w:rPr>
-                <w:highlight w:val="yellow"/>
+                <w:highlight w:val="green"/>
+              </w:rPr>
+            </w:pPr>
+            <w:r>
+              <w:rPr>
+                <w:highlight w:val="green"/>
               </w:rPr>
               <w:t>17:18 (F2)</w:t>
             </w:r>
@@ -2125,12 +2136,12 @@
           <w:p>
             <w:pPr>
               <w:rPr>
-                <w:highlight w:val="yellow"/>
-              </w:rPr>
-            </w:pPr>
-            <w:r>
-              <w:rPr>
-                <w:highlight w:val="yellow"/>
+                <w:highlight w:val="green"/>
+              </w:rPr>
+            </w:pPr>
+            <w:r>
+              <w:rPr>
+                <w:highlight w:val="green"/>
               </w:rPr>
               <w:t>09:12 (F3)</w:t>
             </w:r>
@@ -2138,12 +2149,12 @@
           <w:p>
             <w:pPr>
               <w:rPr>
-                <w:highlight w:val="yellow"/>
-              </w:rPr>
-            </w:pPr>
-            <w:r>
-              <w:rPr>
-                <w:highlight w:val="yellow"/>
+                <w:highlight w:val="green"/>
+              </w:rPr>
+            </w:pPr>
+            <w:r>
+              <w:rPr>
+                <w:highlight w:val="green"/>
               </w:rPr>
               <w:t>SWIMMER</w:t>
             </w:r>
@@ -2151,12 +2162,12 @@
           <w:p>
             <w:pPr>
               <w:rPr>
-                <w:highlight w:val="yellow"/>
-              </w:rPr>
-            </w:pPr>
-            <w:r>
-              <w:rPr>
-                <w:highlight w:val="yellow"/>
+                <w:highlight w:val="green"/>
+              </w:rPr>
+            </w:pPr>
+            <w:r>
+              <w:rPr>
+                <w:highlight w:val="green"/>
               </w:rPr>
               <w:t>22:49</w:t>
             </w:r>
@@ -2712,6 +2723,11 @@
             </w:r>
           </w:p>
           <w:p>
+            <w:pPr>
+              <w:rPr>
+                <w:highlight w:val="green"/>
+              </w:rPr>
+            </w:pPr>
             <w:r>
               <w:rPr>
                 <w:highlight w:val="green"/>
@@ -2719,16 +2735,22 @@
               <w:t>26 15:08</w:t>
             </w:r>
           </w:p>
-          <w:p/>
-          <w:p>
-            <w:pPr>
-              <w:rPr>
-                <w:highlight w:val="yellow"/>
-              </w:rPr>
-            </w:pPr>
-            <w:r>
-              <w:rPr>
-                <w:highlight w:val="yellow"/>
+          <w:p>
+            <w:pPr>
+              <w:rPr>
+                <w:highlight w:val="green"/>
+              </w:rPr>
+            </w:pPr>
+          </w:p>
+          <w:p>
+            <w:pPr>
+              <w:rPr>
+                <w:highlight w:val="green"/>
+              </w:rPr>
+            </w:pPr>
+            <w:r>
+              <w:rPr>
+                <w:highlight w:val="green"/>
               </w:rPr>
               <w:t>CRAB</w:t>
             </w:r>
@@ -2736,12 +2758,12 @@
           <w:p>
             <w:pPr>
               <w:rPr>
-                <w:highlight w:val="yellow"/>
-              </w:rPr>
-            </w:pPr>
-            <w:r>
-              <w:rPr>
-                <w:highlight w:val="yellow"/>
+                <w:highlight w:val="green"/>
+              </w:rPr>
+            </w:pPr>
+            <w:r>
+              <w:rPr>
+                <w:highlight w:val="green"/>
               </w:rPr>
               <w:t>1 S 06:00</w:t>
             </w:r>
@@ -2749,12 +2771,12 @@
           <w:p>
             <w:pPr>
               <w:rPr>
-                <w:highlight w:val="yellow"/>
-              </w:rPr>
-            </w:pPr>
-            <w:r>
-              <w:rPr>
-                <w:highlight w:val="yellow"/>
+                <w:highlight w:val="green"/>
+              </w:rPr>
+            </w:pPr>
+            <w:r>
+              <w:rPr>
+                <w:highlight w:val="green"/>
               </w:rPr>
               <w:t>1 M 11:44</w:t>
             </w:r>
@@ -2762,12 +2784,12 @@
           <w:p>
             <w:pPr>
               <w:rPr>
-                <w:highlight w:val="yellow"/>
-              </w:rPr>
-            </w:pPr>
-            <w:r>
-              <w:rPr>
-                <w:highlight w:val="yellow"/>
+                <w:highlight w:val="green"/>
+              </w:rPr>
+            </w:pPr>
+            <w:r>
+              <w:rPr>
+                <w:highlight w:val="green"/>
               </w:rPr>
               <w:t>2 S 12:24</w:t>
             </w:r>
@@ -2775,12 +2797,12 @@
           <w:p>
             <w:pPr>
               <w:rPr>
-                <w:highlight w:val="yellow"/>
-              </w:rPr>
-            </w:pPr>
-            <w:r>
-              <w:rPr>
-                <w:highlight w:val="yellow"/>
+                <w:highlight w:val="green"/>
+              </w:rPr>
+            </w:pPr>
+            <w:r>
+              <w:rPr>
+                <w:highlight w:val="green"/>
               </w:rPr>
               <w:t>1 S 15:53</w:t>
             </w:r>
@@ -2788,12 +2810,12 @@
           <w:p>
             <w:pPr>
               <w:rPr>
-                <w:highlight w:val="yellow"/>
-              </w:rPr>
-            </w:pPr>
-            <w:r>
-              <w:rPr>
-                <w:highlight w:val="yellow"/>
+                <w:highlight w:val="green"/>
+              </w:rPr>
+            </w:pPr>
+            <w:r>
+              <w:rPr>
+                <w:highlight w:val="green"/>
               </w:rPr>
               <w:t>1 S 20:11</w:t>
             </w:r>
@@ -2801,12 +2823,12 @@
           <w:p>
             <w:pPr>
               <w:rPr>
-                <w:highlight w:val="yellow"/>
-              </w:rPr>
-            </w:pPr>
-            <w:r>
-              <w:rPr>
-                <w:highlight w:val="yellow"/>
+                <w:highlight w:val="green"/>
+              </w:rPr>
+            </w:pPr>
+            <w:r>
+              <w:rPr>
+                <w:highlight w:val="green"/>
               </w:rPr>
               <w:t>1 M 04:35 (F2)</w:t>
             </w:r>
@@ -2814,12 +2836,12 @@
           <w:p>
             <w:pPr>
               <w:rPr>
-                <w:highlight w:val="yellow"/>
-              </w:rPr>
-            </w:pPr>
-            <w:r>
-              <w:rPr>
-                <w:highlight w:val="yellow"/>
+                <w:highlight w:val="green"/>
+              </w:rPr>
+            </w:pPr>
+            <w:r>
+              <w:rPr>
+                <w:highlight w:val="green"/>
               </w:rPr>
               <w:t>1 S 05:40 (F2)</w:t>
             </w:r>
@@ -2827,12 +2849,12 @@
           <w:p>
             <w:pPr>
               <w:rPr>
-                <w:highlight w:val="yellow"/>
-              </w:rPr>
-            </w:pPr>
-            <w:r>
-              <w:rPr>
-                <w:highlight w:val="yellow"/>
+                <w:highlight w:val="green"/>
+              </w:rPr>
+            </w:pPr>
+            <w:r>
+              <w:rPr>
+                <w:highlight w:val="green"/>
               </w:rPr>
               <w:t>1 S 10:56 (F2)</w:t>
             </w:r>
@@ -2840,12 +2862,12 @@
           <w:p>
             <w:pPr>
               <w:rPr>
-                <w:highlight w:val="yellow"/>
-              </w:rPr>
-            </w:pPr>
-            <w:r>
-              <w:rPr>
-                <w:highlight w:val="yellow"/>
+                <w:highlight w:val="green"/>
+              </w:rPr>
+            </w:pPr>
+            <w:r>
+              <w:rPr>
+                <w:highlight w:val="green"/>
               </w:rPr>
               <w:t>2 M 22:43 (F2)</w:t>
             </w:r>
@@ -2853,12 +2875,12 @@
           <w:p>
             <w:pPr>
               <w:rPr>
-                <w:highlight w:val="yellow"/>
-              </w:rPr>
-            </w:pPr>
-            <w:r>
-              <w:rPr>
-                <w:highlight w:val="yellow"/>
+                <w:highlight w:val="green"/>
+              </w:rPr>
+            </w:pPr>
+            <w:r>
+              <w:rPr>
+                <w:highlight w:val="green"/>
               </w:rPr>
               <w:t>2 S 08:11 (F3)</w:t>
             </w:r>
@@ -2866,7 +2888,7 @@
           <w:p>
             <w:pPr>
               <w:rPr>
-                <w:highlight w:val="yellow"/>
+                <w:highlight w:val="green"/>
               </w:rPr>
             </w:pPr>
           </w:p>
@@ -2897,6 +2919,11 @@
             </w:r>
           </w:p>
           <w:p>
+            <w:pPr>
+              <w:rPr>
+                <w:highlight w:val="green"/>
+              </w:rPr>
+            </w:pPr>
             <w:r>
               <w:rPr>
                 <w:highlight w:val="green"/>
@@ -2910,7 +2937,13 @@
               <w:t xml:space="preserve"> – GOOD SHOT</w:t>
             </w:r>
           </w:p>
-          <w:p/>
+          <w:p>
+            <w:pPr>
+              <w:rPr>
+                <w:highlight w:val="green"/>
+              </w:rPr>
+            </w:pPr>
+          </w:p>
           <w:p>
             <w:pPr>
               <w:rPr>
@@ -2938,6 +2971,11 @@
             </w:r>
           </w:p>
           <w:p>
+            <w:pPr>
+              <w:rPr>
+                <w:highlight w:val="green"/>
+              </w:rPr>
+            </w:pPr>
             <w:r>
               <w:rPr>
                 <w:highlight w:val="green"/>
@@ -2945,27 +2983,52 @@
               <w:t>2 09:11 (F3)</w:t>
             </w:r>
           </w:p>
-          <w:p/>
-          <w:p>
-            <w:r>
-              <w:t xml:space="preserve">Species: </w:t>
-            </w:r>
-            <w:r>
-              <w:t>ADD SAND GOBY</w:t>
-            </w:r>
-          </w:p>
-          <w:p>
-            <w:r>
+          <w:p>
+            <w:pPr>
+              <w:rPr>
+                <w:highlight w:val="green"/>
+              </w:rPr>
+            </w:pPr>
+          </w:p>
+          <w:p>
+            <w:pPr>
+              <w:rPr>
+                <w:highlight w:val="green"/>
+              </w:rPr>
+            </w:pPr>
+            <w:r>
+              <w:rPr>
+                <w:highlight w:val="green"/>
+              </w:rPr>
+              <w:t>Species: ADD SAND GOBY</w:t>
+            </w:r>
+          </w:p>
+          <w:p>
+            <w:pPr>
+              <w:rPr>
+                <w:highlight w:val="green"/>
+              </w:rPr>
+            </w:pPr>
+            <w:r>
+              <w:rPr>
+                <w:highlight w:val="green"/>
+              </w:rPr>
               <w:t>T1: 00:14:47 (F1)</w:t>
             </w:r>
           </w:p>
           <w:p>
             <w:proofErr w:type="spellStart"/>
             <w:r>
+              <w:rPr>
+                <w:highlight w:val="green"/>
+              </w:rPr>
               <w:t>MaxN</w:t>
             </w:r>
             <w:proofErr w:type="spellEnd"/>
             <w:r>
+              <w:rPr>
+                <w:highlight w:val="green"/>
+              </w:rPr>
               <w:t>: 1 (F1)</w:t>
             </w:r>
           </w:p>
@@ -4359,39 +4422,59 @@
             </w:tcBorders>
           </w:tcPr>
           <w:p>
-            <w:r>
-              <w:rPr>
-                <w:b/>
-                <w:bCs/>
+            <w:pPr>
+              <w:rPr>
+                <w:highlight w:val="green"/>
+              </w:rPr>
+            </w:pPr>
+            <w:r>
+              <w:rPr>
+                <w:b/>
+                <w:bCs/>
+                <w:highlight w:val="green"/>
               </w:rPr>
               <w:t>FISH FOUND:</w:t>
             </w:r>
             <w:r>
-              <w:t xml:space="preserve"> </w:t>
-            </w:r>
-          </w:p>
-          <w:p>
-            <w:pPr>
-              <w:rPr>
-                <w:highlight w:val="yellow"/>
-              </w:rPr>
-            </w:pPr>
-            <w:r>
-              <w:rPr>
-                <w:highlight w:val="yellow"/>
+              <w:rPr>
+                <w:highlight w:val="green"/>
+              </w:rPr>
+              <w:t xml:space="preserve"> </w:t>
+            </w:r>
+          </w:p>
+          <w:p>
+            <w:pPr>
+              <w:rPr>
+                <w:highlight w:val="green"/>
+              </w:rPr>
+            </w:pPr>
+            <w:r>
+              <w:rPr>
+                <w:highlight w:val="green"/>
               </w:rPr>
               <w:t>SHRIP</w:t>
             </w:r>
           </w:p>
           <w:p>
-            <w:r>
-              <w:rPr>
-                <w:highlight w:val="yellow"/>
+            <w:pPr>
+              <w:rPr>
+                <w:highlight w:val="green"/>
+              </w:rPr>
+            </w:pPr>
+            <w:r>
+              <w:rPr>
+                <w:highlight w:val="green"/>
               </w:rPr>
               <w:t>1 14:13</w:t>
             </w:r>
           </w:p>
-          <w:p/>
+          <w:p>
+            <w:pPr>
+              <w:rPr>
+                <w:highlight w:val="green"/>
+              </w:rPr>
+            </w:pPr>
+          </w:p>
           <w:p>
             <w:pPr>
               <w:rPr>
@@ -4419,14 +4502,31 @@
             </w:r>
           </w:p>
           <w:p>
-            <w:r>
+            <w:pPr>
+              <w:rPr>
+                <w:highlight w:val="green"/>
+              </w:rPr>
+            </w:pPr>
+            <w:r>
+              <w:rPr>
+                <w:highlight w:val="green"/>
+              </w:rPr>
               <w:t>2 17:53</w:t>
             </w:r>
             <w:r>
+              <w:rPr>
+                <w:highlight w:val="green"/>
+              </w:rPr>
               <w:t xml:space="preserve"> CHANGE MAXN TO 2</w:t>
             </w:r>
           </w:p>
-          <w:p/>
+          <w:p>
+            <w:pPr>
+              <w:rPr>
+                <w:highlight w:val="green"/>
+              </w:rPr>
+            </w:pPr>
+          </w:p>
           <w:p>
             <w:pPr>
               <w:rPr>
@@ -4535,20 +4635,20 @@
           <w:p>
             <w:pPr>
               <w:rPr>
-                <w:highlight w:val="yellow"/>
-              </w:rPr>
-            </w:pPr>
-          </w:p>
-          <w:p>
-            <w:pPr>
-              <w:rPr>
-                <w:highlight w:val="yellow"/>
+                <w:highlight w:val="green"/>
+              </w:rPr>
+            </w:pPr>
+          </w:p>
+          <w:p>
+            <w:pPr>
+              <w:rPr>
+                <w:highlight w:val="green"/>
                 <w:lang w:val="pt-BR"/>
               </w:rPr>
             </w:pPr>
             <w:r>
               <w:rPr>
-                <w:highlight w:val="yellow"/>
+                <w:highlight w:val="green"/>
                 <w:lang w:val="pt-BR"/>
               </w:rPr>
               <w:t>CRAB</w:t>
@@ -4557,13 +4657,13 @@
           <w:p>
             <w:pPr>
               <w:rPr>
-                <w:highlight w:val="yellow"/>
+                <w:highlight w:val="green"/>
                 <w:lang w:val="pt-BR"/>
               </w:rPr>
             </w:pPr>
             <w:r>
               <w:rPr>
-                <w:highlight w:val="yellow"/>
+                <w:highlight w:val="green"/>
                 <w:lang w:val="pt-BR"/>
               </w:rPr>
               <w:t>MUD 08:06</w:t>
@@ -4572,13 +4672,13 @@
           <w:p>
             <w:pPr>
               <w:rPr>
-                <w:highlight w:val="yellow"/>
+                <w:highlight w:val="green"/>
                 <w:lang w:val="pt-BR"/>
               </w:rPr>
             </w:pPr>
             <w:r>
               <w:rPr>
-                <w:highlight w:val="yellow"/>
+                <w:highlight w:val="green"/>
                 <w:lang w:val="pt-BR"/>
               </w:rPr>
               <w:t>SWIM 11:51</w:t>
@@ -4587,13 +4687,13 @@
           <w:p>
             <w:pPr>
               <w:rPr>
-                <w:highlight w:val="yellow"/>
+                <w:highlight w:val="green"/>
                 <w:lang w:val="pt-BR"/>
               </w:rPr>
             </w:pPr>
             <w:r>
               <w:rPr>
-                <w:highlight w:val="yellow"/>
+                <w:highlight w:val="green"/>
                 <w:lang w:val="pt-BR"/>
               </w:rPr>
               <w:t>MUD 06:52 (F3)</w:t>
@@ -4602,30 +4702,148 @@
           <w:p>
             <w:pPr>
               <w:rPr>
-                <w:highlight w:val="yellow"/>
-                <w:lang w:val="pt-BR"/>
-              </w:rPr>
-            </w:pPr>
-            <w:r>
-              <w:rPr>
-                <w:highlight w:val="yellow"/>
-                <w:lang w:val="pt-BR"/>
+                <w:highlight w:val="green"/>
+              </w:rPr>
+            </w:pPr>
+            <w:r>
+              <w:rPr>
+                <w:highlight w:val="green"/>
               </w:rPr>
               <w:t>MUD 12:43 (F3)</w:t>
             </w:r>
           </w:p>
           <w:p>
-            <w:r>
-              <w:rPr>
-                <w:highlight w:val="yellow"/>
+            <w:pPr>
+              <w:rPr>
+                <w:highlight w:val="green"/>
+              </w:rPr>
+            </w:pPr>
+            <w:r>
+              <w:rPr>
+                <w:highlight w:val="green"/>
               </w:rPr>
               <w:t>MUD 15:07 (F3)</w:t>
             </w:r>
           </w:p>
-          <w:p/>
-          <w:p>
-            <w:pPr>
-              <w:rPr>
+          <w:p>
+            <w:pPr>
+              <w:rPr>
+                <w:highlight w:val="green"/>
+              </w:rPr>
+            </w:pPr>
+          </w:p>
+          <w:p>
+            <w:pPr>
+              <w:rPr>
+                <w:highlight w:val="green"/>
+              </w:rPr>
+            </w:pPr>
+            <w:r>
+              <w:rPr>
+                <w:highlight w:val="green"/>
+              </w:rPr>
+              <w:t>Species: Fish K</w:t>
+            </w:r>
+          </w:p>
+          <w:p>
+            <w:pPr>
+              <w:rPr>
+                <w:highlight w:val="green"/>
+              </w:rPr>
+            </w:pPr>
+            <w:r>
+              <w:rPr>
+                <w:highlight w:val="green"/>
+              </w:rPr>
+              <w:t>T1: 00:11:51 (F2)</w:t>
+            </w:r>
+          </w:p>
+          <w:p>
+            <w:pPr>
+              <w:rPr>
+                <w:highlight w:val="green"/>
+              </w:rPr>
+            </w:pPr>
+            <w:proofErr w:type="spellStart"/>
+            <w:r>
+              <w:rPr>
+                <w:highlight w:val="green"/>
+              </w:rPr>
+              <w:t>MaxN</w:t>
+            </w:r>
+            <w:proofErr w:type="spellEnd"/>
+            <w:r>
+              <w:rPr>
+                <w:highlight w:val="green"/>
+              </w:rPr>
+              <w:t>: 1 (F2)</w:t>
+            </w:r>
+          </w:p>
+          <w:p>
+            <w:pPr>
+              <w:rPr>
+                <w:highlight w:val="green"/>
+              </w:rPr>
+            </w:pPr>
+          </w:p>
+          <w:p>
+            <w:pPr>
+              <w:rPr>
+                <w:highlight w:val="green"/>
+              </w:rPr>
+            </w:pPr>
+            <w:r>
+              <w:rPr>
+                <w:highlight w:val="green"/>
+              </w:rPr>
+              <w:t>Species: Fish M</w:t>
+            </w:r>
+          </w:p>
+          <w:p>
+            <w:pPr>
+              <w:rPr>
+                <w:highlight w:val="green"/>
+              </w:rPr>
+            </w:pPr>
+            <w:r>
+              <w:rPr>
+                <w:highlight w:val="green"/>
+              </w:rPr>
+              <w:t>T1: 00:14:48 (F2)</w:t>
+            </w:r>
+          </w:p>
+          <w:p>
+            <w:pPr>
+              <w:rPr>
+                <w:highlight w:val="green"/>
+              </w:rPr>
+            </w:pPr>
+            <w:proofErr w:type="spellStart"/>
+            <w:r>
+              <w:rPr>
+                <w:highlight w:val="green"/>
+              </w:rPr>
+              <w:t>MaxN</w:t>
+            </w:r>
+            <w:proofErr w:type="spellEnd"/>
+            <w:r>
+              <w:rPr>
+                <w:highlight w:val="green"/>
+              </w:rPr>
+              <w:t>: 1 (F2)</w:t>
+            </w:r>
+          </w:p>
+          <w:p>
+            <w:pPr>
+              <w:rPr>
+                <w:highlight w:val="green"/>
+              </w:rPr>
+            </w:pPr>
+          </w:p>
+          <w:p>
+            <w:pPr>
+              <w:rPr>
+                <w:highlight w:val="green"/>
                 <w:lang w:val="fr-FR"/>
               </w:rPr>
             </w:pPr>
@@ -4634,117 +4852,60 @@
                 <w:highlight w:val="green"/>
                 <w:lang w:val="fr-FR"/>
               </w:rPr>
-              <w:t>DOTDASH</w:t>
-            </w:r>
+              <w:t xml:space="preserve">DOTDASH NEW T1 </w:t>
+            </w:r>
+            <w:proofErr w:type="spellStart"/>
             <w:r>
               <w:rPr>
                 <w:highlight w:val="green"/>
                 <w:lang w:val="fr-FR"/>
               </w:rPr>
-              <w:t xml:space="preserve"> </w:t>
-            </w:r>
-            <w:r>
-              <w:rPr>
+              <w:t>T</w:t>
+            </w:r>
+            <w:proofErr w:type="gramStart"/>
+            <w:r>
+              <w:rPr>
+                <w:highlight w:val="green"/>
                 <w:lang w:val="fr-FR"/>
               </w:rPr>
-              <w:t xml:space="preserve">NEW T1 </w:t>
-            </w:r>
-            <w:proofErr w:type="spellStart"/>
-            <w:r>
-              <w:rPr>
+              <w:t>1</w:t>
+            </w:r>
+            <w:proofErr w:type="spellEnd"/>
+            <w:r>
+              <w:rPr>
+                <w:highlight w:val="green"/>
                 <w:lang w:val="fr-FR"/>
               </w:rPr>
-              <w:t>T</w:t>
+              <w:t>:</w:t>
+            </w:r>
+            <w:proofErr w:type="gramEnd"/>
+            <w:r>
+              <w:rPr>
+                <w:highlight w:val="green"/>
+                <w:lang w:val="fr-FR"/>
+              </w:rPr>
+              <w:t xml:space="preserve"> </w:t>
             </w:r>
             <w:proofErr w:type="gramStart"/>
             <w:r>
               <w:rPr>
+                <w:highlight w:val="green"/>
                 <w:lang w:val="fr-FR"/>
               </w:rPr>
-              <w:t>1</w:t>
-            </w:r>
-            <w:proofErr w:type="spellEnd"/>
-            <w:r>
-              <w:rPr>
+              <w:t>00:11:</w:t>
+            </w:r>
+            <w:proofErr w:type="gramEnd"/>
+            <w:r>
+              <w:rPr>
+                <w:highlight w:val="green"/>
                 <w:lang w:val="fr-FR"/>
               </w:rPr>
-              <w:t>:</w:t>
-            </w:r>
-            <w:proofErr w:type="gramEnd"/>
-            <w:r>
-              <w:rPr>
-                <w:lang w:val="fr-FR"/>
-              </w:rPr>
-              <w:t xml:space="preserve"> </w:t>
-            </w:r>
-            <w:proofErr w:type="gramStart"/>
-            <w:r>
-              <w:rPr>
-                <w:lang w:val="fr-FR"/>
-              </w:rPr>
-              <w:t>00:11:</w:t>
-            </w:r>
-            <w:proofErr w:type="gramEnd"/>
-            <w:r>
-              <w:rPr>
-                <w:lang w:val="fr-FR"/>
-              </w:rPr>
               <w:t>50 (F1)</w:t>
             </w:r>
           </w:p>
           <w:p>
             <w:pPr>
               <w:rPr>
-                <w:lang w:val="fr-FR"/>
-              </w:rPr>
-            </w:pPr>
-          </w:p>
-          <w:p>
-            <w:r>
-              <w:t>Species: Fish K</w:t>
-            </w:r>
-          </w:p>
-          <w:p>
-            <w:r>
-              <w:t>T1: 00:11:51 (F2)</w:t>
-            </w:r>
-          </w:p>
-          <w:p>
-            <w:proofErr w:type="spellStart"/>
-            <w:r>
-              <w:t>MaxN</w:t>
-            </w:r>
-            <w:proofErr w:type="spellEnd"/>
-            <w:r>
-              <w:t>: 1 (F2)</w:t>
-            </w:r>
-          </w:p>
-          <w:p/>
-          <w:p>
-            <w:r>
-              <w:t>Species: Fish M</w:t>
-            </w:r>
-          </w:p>
-          <w:p>
-            <w:r>
-              <w:t>T1: 00:14:48 (F2)</w:t>
-            </w:r>
-          </w:p>
-          <w:p>
-            <w:proofErr w:type="spellStart"/>
-            <w:r>
-              <w:t>MaxN</w:t>
-            </w:r>
-            <w:proofErr w:type="spellEnd"/>
-            <w:r>
-              <w:t>: 1 (F2)</w:t>
-            </w:r>
-          </w:p>
-          <w:p/>
-          <w:p/>
-          <w:p>
-            <w:pPr>
-              <w:rPr>
                 <w:highlight w:val="green"/>
               </w:rPr>
             </w:pPr>
@@ -4804,33 +4965,33 @@
               <w:rPr>
                 <w:highlight w:val="green"/>
               </w:rPr>
+              <w:t>13 18:40</w:t>
+            </w:r>
+          </w:p>
+          <w:p>
+            <w:pPr>
+              <w:rPr>
+                <w:highlight w:val="green"/>
+              </w:rPr>
+            </w:pPr>
+            <w:r>
+              <w:rPr>
+                <w:highlight w:val="green"/>
+              </w:rPr>
+              <w:t>15 19:03</w:t>
+            </w:r>
+          </w:p>
+          <w:p>
+            <w:pPr>
+              <w:rPr>
+                <w:highlight w:val="green"/>
+              </w:rPr>
+            </w:pPr>
+            <w:r>
+              <w:rPr>
+                <w:highlight w:val="green"/>
+              </w:rPr>
               <w:lastRenderedPageBreak/>
-              <w:t>13 18:40</w:t>
-            </w:r>
-          </w:p>
-          <w:p>
-            <w:pPr>
-              <w:rPr>
-                <w:highlight w:val="green"/>
-              </w:rPr>
-            </w:pPr>
-            <w:r>
-              <w:rPr>
-                <w:highlight w:val="green"/>
-              </w:rPr>
-              <w:t>15 19:03</w:t>
-            </w:r>
-          </w:p>
-          <w:p>
-            <w:pPr>
-              <w:rPr>
-                <w:highlight w:val="green"/>
-              </w:rPr>
-            </w:pPr>
-            <w:r>
-              <w:rPr>
-                <w:highlight w:val="green"/>
-              </w:rPr>
               <w:t>20 24:25</w:t>
             </w:r>
           </w:p>
@@ -5720,6 +5881,11 @@
           </w:p>
           <w:p/>
           <w:p>
+            <w:pPr>
+              <w:rPr>
+                <w:highlight w:val="green"/>
+              </w:rPr>
+            </w:pPr>
             <w:r>
               <w:rPr>
                 <w:highlight w:val="green"/>
@@ -5730,17 +5896,20 @@
               <w:rPr>
                 <w:highlight w:val="green"/>
               </w:rPr>
-              <w:t xml:space="preserve"> </w:t>
-            </w:r>
-            <w:r>
-              <w:t xml:space="preserve">NEW T1 </w:t>
+              <w:t xml:space="preserve"> NEW T1 </w:t>
             </w:r>
             <w:proofErr w:type="spellStart"/>
             <w:r>
+              <w:rPr>
+                <w:highlight w:val="green"/>
+              </w:rPr>
               <w:t>T1</w:t>
             </w:r>
             <w:proofErr w:type="spellEnd"/>
             <w:r>
+              <w:rPr>
+                <w:highlight w:val="green"/>
+              </w:rPr>
               <w:t>: 00:08:00 (F1)</w:t>
             </w:r>
           </w:p>
@@ -5771,6 +5940,11 @@
             </w:r>
           </w:p>
           <w:p>
+            <w:pPr>
+              <w:rPr>
+                <w:highlight w:val="green"/>
+              </w:rPr>
+            </w:pPr>
             <w:r>
               <w:rPr>
                 <w:highlight w:val="green"/>
@@ -5778,16 +5952,22 @@
               <w:t>7 15:50</w:t>
             </w:r>
           </w:p>
-          <w:p/>
-          <w:p>
-            <w:pPr>
-              <w:rPr>
-                <w:highlight w:val="yellow"/>
-              </w:rPr>
-            </w:pPr>
-            <w:r>
-              <w:rPr>
-                <w:highlight w:val="yellow"/>
+          <w:p>
+            <w:pPr>
+              <w:rPr>
+                <w:highlight w:val="green"/>
+              </w:rPr>
+            </w:pPr>
+          </w:p>
+          <w:p>
+            <w:pPr>
+              <w:rPr>
+                <w:highlight w:val="green"/>
+              </w:rPr>
+            </w:pPr>
+            <w:r>
+              <w:rPr>
+                <w:highlight w:val="green"/>
               </w:rPr>
               <w:t>CRAB</w:t>
             </w:r>
@@ -5795,12 +5975,12 @@
           <w:p>
             <w:pPr>
               <w:rPr>
-                <w:highlight w:val="yellow"/>
-              </w:rPr>
-            </w:pPr>
-            <w:r>
-              <w:rPr>
-                <w:highlight w:val="yellow"/>
+                <w:highlight w:val="green"/>
+              </w:rPr>
+            </w:pPr>
+            <w:r>
+              <w:rPr>
+                <w:highlight w:val="green"/>
               </w:rPr>
               <w:t>SWIM 08:51</w:t>
             </w:r>
@@ -5808,12 +5988,12 @@
           <w:p>
             <w:pPr>
               <w:rPr>
-                <w:highlight w:val="yellow"/>
-              </w:rPr>
-            </w:pPr>
-            <w:r>
-              <w:rPr>
-                <w:highlight w:val="yellow"/>
+                <w:highlight w:val="green"/>
+              </w:rPr>
+            </w:pPr>
+            <w:r>
+              <w:rPr>
+                <w:highlight w:val="green"/>
               </w:rPr>
               <w:t>MUD 34:37</w:t>
             </w:r>
@@ -5821,12 +6001,12 @@
           <w:p>
             <w:pPr>
               <w:rPr>
-                <w:highlight w:val="yellow"/>
-              </w:rPr>
-            </w:pPr>
-            <w:r>
-              <w:rPr>
-                <w:highlight w:val="yellow"/>
+                <w:highlight w:val="green"/>
+              </w:rPr>
+            </w:pPr>
+            <w:r>
+              <w:rPr>
+                <w:highlight w:val="green"/>
               </w:rPr>
               <w:t>SWIM 00:11 (F2)</w:t>
             </w:r>
@@ -5834,12 +6014,12 @@
           <w:p>
             <w:pPr>
               <w:rPr>
-                <w:highlight w:val="yellow"/>
-              </w:rPr>
-            </w:pPr>
-            <w:r>
-              <w:rPr>
-                <w:highlight w:val="yellow"/>
+                <w:highlight w:val="green"/>
+              </w:rPr>
+            </w:pPr>
+            <w:r>
+              <w:rPr>
+                <w:highlight w:val="green"/>
               </w:rPr>
               <w:t>MUD 05:11 (F2)</w:t>
             </w:r>
@@ -5847,12 +6027,12 @@
           <w:p>
             <w:pPr>
               <w:rPr>
-                <w:highlight w:val="yellow"/>
-              </w:rPr>
-            </w:pPr>
-            <w:r>
-              <w:rPr>
-                <w:highlight w:val="yellow"/>
+                <w:highlight w:val="green"/>
+              </w:rPr>
+            </w:pPr>
+            <w:r>
+              <w:rPr>
+                <w:highlight w:val="green"/>
               </w:rPr>
               <w:t>SWIM 18:28 (F2)</w:t>
             </w:r>
@@ -5860,12 +6040,12 @@
           <w:p>
             <w:pPr>
               <w:rPr>
-                <w:highlight w:val="yellow"/>
-              </w:rPr>
-            </w:pPr>
-            <w:r>
-              <w:rPr>
-                <w:highlight w:val="yellow"/>
+                <w:highlight w:val="green"/>
+              </w:rPr>
+            </w:pPr>
+            <w:r>
+              <w:rPr>
+                <w:highlight w:val="green"/>
               </w:rPr>
               <w:t>MUD 01:46 (F3)</w:t>
             </w:r>
@@ -5873,81 +6053,136 @@
           <w:p>
             <w:pPr>
               <w:rPr>
-                <w:highlight w:val="yellow"/>
-              </w:rPr>
-            </w:pPr>
-          </w:p>
-          <w:p>
-            <w:pPr>
-              <w:rPr>
-                <w:highlight w:val="yellow"/>
-              </w:rPr>
-            </w:pPr>
-            <w:r>
-              <w:rPr>
-                <w:highlight w:val="yellow"/>
+                <w:highlight w:val="green"/>
+              </w:rPr>
+            </w:pPr>
+          </w:p>
+          <w:p>
+            <w:pPr>
+              <w:rPr>
+                <w:highlight w:val="green"/>
+              </w:rPr>
+            </w:pPr>
+            <w:r>
+              <w:rPr>
+                <w:highlight w:val="green"/>
               </w:rPr>
               <w:t>SHRIMP</w:t>
             </w:r>
           </w:p>
           <w:p>
-            <w:r>
-              <w:rPr>
-                <w:highlight w:val="yellow"/>
+            <w:pPr>
+              <w:rPr>
+                <w:highlight w:val="green"/>
+              </w:rPr>
+            </w:pPr>
+            <w:r>
+              <w:rPr>
+                <w:highlight w:val="green"/>
               </w:rPr>
               <w:t>1 01:10 (F2)</w:t>
             </w:r>
           </w:p>
-          <w:p/>
-          <w:p>
-            <w:r>
+          <w:p>
+            <w:pPr>
+              <w:rPr>
+                <w:highlight w:val="green"/>
+              </w:rPr>
+            </w:pPr>
+          </w:p>
+          <w:p>
+            <w:pPr>
+              <w:rPr>
+                <w:highlight w:val="green"/>
+              </w:rPr>
+            </w:pPr>
+            <w:r>
+              <w:rPr>
+                <w:highlight w:val="green"/>
+              </w:rPr>
               <w:t>Species: Pipefish – hard to see, but definitely there. Look at top right corner of screen at time listed; video must be playing to see both!</w:t>
             </w:r>
           </w:p>
           <w:p>
-            <w:r>
+            <w:pPr>
+              <w:rPr>
+                <w:highlight w:val="green"/>
+              </w:rPr>
+            </w:pPr>
+            <w:r>
+              <w:rPr>
+                <w:highlight w:val="green"/>
+              </w:rPr>
               <w:t>T1: 00:18:41 (F1)</w:t>
             </w:r>
           </w:p>
           <w:p>
+            <w:pPr>
+              <w:rPr>
+                <w:highlight w:val="green"/>
+              </w:rPr>
+            </w:pPr>
             <w:proofErr w:type="spellStart"/>
             <w:r>
+              <w:rPr>
+                <w:highlight w:val="green"/>
+              </w:rPr>
               <w:t>MaxN</w:t>
             </w:r>
             <w:proofErr w:type="spellEnd"/>
             <w:r>
+              <w:rPr>
+                <w:highlight w:val="green"/>
+              </w:rPr>
               <w:t>: 2 (F1)</w:t>
             </w:r>
           </w:p>
-          <w:p/>
-          <w:p>
-            <w:pPr>
-              <w:rPr>
-                <w:highlight w:val="yellow"/>
-              </w:rPr>
-            </w:pPr>
-            <w:r>
-              <w:rPr>
-                <w:highlight w:val="yellow"/>
+          <w:p>
+            <w:pPr>
+              <w:rPr>
+                <w:highlight w:val="green"/>
+              </w:rPr>
+            </w:pPr>
+          </w:p>
+          <w:p>
+            <w:pPr>
+              <w:rPr>
+                <w:highlight w:val="green"/>
+              </w:rPr>
+            </w:pPr>
+            <w:r>
+              <w:rPr>
+                <w:highlight w:val="green"/>
               </w:rPr>
               <w:t>ULAR</w:t>
             </w:r>
             <w:r>
               <w:rPr>
-                <w:highlight w:val="yellow"/>
+                <w:highlight w:val="green"/>
               </w:rPr>
               <w:t xml:space="preserve"> SEND THIS VIDEO TO SOMEONE</w:t>
             </w:r>
           </w:p>
           <w:p>
-            <w:r>
-              <w:rPr>
-                <w:highlight w:val="yellow"/>
+            <w:pPr>
+              <w:rPr>
+                <w:highlight w:val="green"/>
+              </w:rPr>
+            </w:pPr>
+            <w:r>
+              <w:rPr>
+                <w:highlight w:val="green"/>
               </w:rPr>
               <w:t>15:27(F2)</w:t>
             </w:r>
           </w:p>
-          <w:p/>
+          <w:p>
+            <w:pPr>
+              <w:rPr>
+                <w:highlight w:val="green"/>
+              </w:rPr>
+            </w:pPr>
+          </w:p>
           <w:p>
             <w:pPr>
               <w:rPr>
@@ -5988,6 +6223,11 @@
             </w:r>
           </w:p>
           <w:p>
+            <w:pPr>
+              <w:rPr>
+                <w:highlight w:val="green"/>
+              </w:rPr>
+            </w:pPr>
             <w:r>
               <w:rPr>
                 <w:highlight w:val="green"/>
@@ -5995,43 +6235,104 @@
               <w:t>ALSO 26:43, 05:41 (F2), 29:21 (F2)</w:t>
             </w:r>
           </w:p>
-          <w:p/>
-          <w:p>
-            <w:r>
+          <w:p>
+            <w:pPr>
+              <w:rPr>
+                <w:highlight w:val="green"/>
+              </w:rPr>
+            </w:pPr>
+          </w:p>
+          <w:p>
+            <w:pPr>
+              <w:rPr>
+                <w:highlight w:val="green"/>
+              </w:rPr>
+            </w:pPr>
+            <w:r>
+              <w:rPr>
+                <w:highlight w:val="green"/>
+              </w:rPr>
               <w:t>Species: Shrimp – check yellow leaf at time listed</w:t>
             </w:r>
           </w:p>
           <w:p>
-            <w:r>
+            <w:pPr>
+              <w:rPr>
+                <w:highlight w:val="green"/>
+              </w:rPr>
+            </w:pPr>
+            <w:r>
+              <w:rPr>
+                <w:highlight w:val="green"/>
+              </w:rPr>
               <w:t>T1: 00:29:00 (F2)</w:t>
             </w:r>
           </w:p>
           <w:p>
+            <w:pPr>
+              <w:rPr>
+                <w:highlight w:val="green"/>
+              </w:rPr>
+            </w:pPr>
             <w:proofErr w:type="spellStart"/>
             <w:r>
+              <w:rPr>
+                <w:highlight w:val="green"/>
+              </w:rPr>
               <w:t>MaxN</w:t>
             </w:r>
             <w:proofErr w:type="spellEnd"/>
             <w:r>
+              <w:rPr>
+                <w:highlight w:val="green"/>
+              </w:rPr>
               <w:t>: 1 (F2)</w:t>
             </w:r>
           </w:p>
-          <w:p/>
-          <w:p>
-            <w:r>
+          <w:p>
+            <w:pPr>
+              <w:rPr>
+                <w:highlight w:val="green"/>
+              </w:rPr>
+            </w:pPr>
+          </w:p>
+          <w:p>
+            <w:pPr>
+              <w:rPr>
+                <w:highlight w:val="green"/>
+              </w:rPr>
+            </w:pPr>
+            <w:r>
+              <w:rPr>
+                <w:highlight w:val="green"/>
+              </w:rPr>
               <w:t xml:space="preserve">Species: </w:t>
             </w:r>
             <w:proofErr w:type="spellStart"/>
             <w:r>
+              <w:rPr>
+                <w:highlight w:val="green"/>
+              </w:rPr>
               <w:t>Lilfreak</w:t>
             </w:r>
             <w:proofErr w:type="spellEnd"/>
             <w:r>
+              <w:rPr>
+                <w:highlight w:val="green"/>
+              </w:rPr>
               <w:t xml:space="preserve"> IS THIS SAME AS SANDGOBY?</w:t>
             </w:r>
           </w:p>
           <w:p>
-            <w:r>
+            <w:pPr>
+              <w:rPr>
+                <w:highlight w:val="green"/>
+              </w:rPr>
+            </w:pPr>
+            <w:r>
+              <w:rPr>
+                <w:highlight w:val="green"/>
+              </w:rPr>
               <w:t>T1: 00:29:09 (F2)</w:t>
             </w:r>
           </w:p>
@@ -6044,10 +6345,16 @@
             </w:pPr>
             <w:proofErr w:type="spellStart"/>
             <w:r>
+              <w:rPr>
+                <w:highlight w:val="green"/>
+              </w:rPr>
               <w:t>MaxN</w:t>
             </w:r>
             <w:proofErr w:type="spellEnd"/>
             <w:r>
+              <w:rPr>
+                <w:highlight w:val="green"/>
+              </w:rPr>
               <w:t>: 1 (F2)</w:t>
             </w:r>
           </w:p>
@@ -6514,6 +6821,11 @@
             </w:r>
           </w:p>
           <w:p>
+            <w:pPr>
+              <w:rPr>
+                <w:highlight w:val="green"/>
+              </w:rPr>
+            </w:pPr>
             <w:r>
               <w:rPr>
                 <w:highlight w:val="green"/>
@@ -6522,25 +6834,33 @@
             </w:r>
           </w:p>
           <w:p>
-            <w:r>
-              <w:t xml:space="preserve"> </w:t>
-            </w:r>
-          </w:p>
-          <w:p>
-            <w:pPr>
-              <w:rPr>
-                <w:highlight w:val="yellow"/>
-              </w:rPr>
-            </w:pPr>
-            <w:r>
-              <w:rPr>
-                <w:highlight w:val="yellow"/>
+            <w:pPr>
+              <w:rPr>
+                <w:highlight w:val="green"/>
+              </w:rPr>
+            </w:pPr>
+            <w:r>
+              <w:rPr>
+                <w:highlight w:val="green"/>
+              </w:rPr>
+              <w:t xml:space="preserve"> </w:t>
+            </w:r>
+          </w:p>
+          <w:p>
+            <w:pPr>
+              <w:rPr>
+                <w:highlight w:val="green"/>
+              </w:rPr>
+            </w:pPr>
+            <w:r>
+              <w:rPr>
+                <w:highlight w:val="green"/>
               </w:rPr>
               <w:t>CRAB</w:t>
             </w:r>
             <w:r>
               <w:rPr>
-                <w:highlight w:val="yellow"/>
+                <w:highlight w:val="green"/>
               </w:rPr>
               <w:t xml:space="preserve"> MAXN 1 EACH</w:t>
             </w:r>
@@ -6548,12 +6868,12 @@
           <w:p>
             <w:pPr>
               <w:rPr>
-                <w:highlight w:val="yellow"/>
-              </w:rPr>
-            </w:pPr>
-            <w:r>
-              <w:rPr>
-                <w:highlight w:val="yellow"/>
+                <w:highlight w:val="green"/>
+              </w:rPr>
+            </w:pPr>
+            <w:r>
+              <w:rPr>
+                <w:highlight w:val="green"/>
               </w:rPr>
               <w:t>SWIM 04:05</w:t>
             </w:r>
@@ -6561,12 +6881,12 @@
           <w:p>
             <w:pPr>
               <w:rPr>
-                <w:highlight w:val="yellow"/>
-              </w:rPr>
-            </w:pPr>
-            <w:r>
-              <w:rPr>
-                <w:highlight w:val="yellow"/>
+                <w:highlight w:val="green"/>
+              </w:rPr>
+            </w:pPr>
+            <w:r>
+              <w:rPr>
+                <w:highlight w:val="green"/>
               </w:rPr>
               <w:t>SWIM 00:14 (F2)</w:t>
             </w:r>
@@ -6574,57 +6894,100 @@
           <w:p>
             <w:pPr>
               <w:rPr>
-                <w:highlight w:val="yellow"/>
-              </w:rPr>
-            </w:pPr>
-          </w:p>
-          <w:p>
-            <w:r>
-              <w:rPr>
-                <w:highlight w:val="yellow"/>
+                <w:highlight w:val="green"/>
+              </w:rPr>
+            </w:pPr>
+          </w:p>
+          <w:p>
+            <w:pPr>
+              <w:rPr>
+                <w:highlight w:val="green"/>
+              </w:rPr>
+            </w:pPr>
+            <w:r>
+              <w:rPr>
+                <w:highlight w:val="green"/>
               </w:rPr>
               <w:t>Species: Mud crab</w:t>
             </w:r>
           </w:p>
           <w:p>
-            <w:r>
+            <w:pPr>
+              <w:rPr>
+                <w:highlight w:val="green"/>
+              </w:rPr>
+            </w:pPr>
+            <w:r>
+              <w:rPr>
+                <w:highlight w:val="green"/>
+              </w:rPr>
               <w:t>T1: 00:14:51 (F2)</w:t>
             </w:r>
           </w:p>
           <w:p>
+            <w:pPr>
+              <w:rPr>
+                <w:highlight w:val="green"/>
+              </w:rPr>
+            </w:pPr>
             <w:proofErr w:type="spellStart"/>
             <w:r>
+              <w:rPr>
+                <w:highlight w:val="green"/>
+              </w:rPr>
               <w:t>MaxN</w:t>
             </w:r>
             <w:proofErr w:type="spellEnd"/>
             <w:r>
+              <w:rPr>
+                <w:highlight w:val="green"/>
+              </w:rPr>
               <w:t xml:space="preserve">: </w:t>
             </w:r>
           </w:p>
           <w:p>
-            <w:r>
+            <w:pPr>
+              <w:rPr>
+                <w:highlight w:val="green"/>
+              </w:rPr>
+            </w:pPr>
+            <w:r>
+              <w:rPr>
+                <w:highlight w:val="green"/>
+              </w:rPr>
               <w:t>-1 (00:14:51) (F2)</w:t>
             </w:r>
           </w:p>
           <w:p>
-            <w:r>
+            <w:pPr>
+              <w:rPr>
+                <w:highlight w:val="green"/>
+              </w:rPr>
+            </w:pPr>
+            <w:r>
+              <w:rPr>
+                <w:highlight w:val="green"/>
+              </w:rPr>
               <w:t>-2 (00:02:32) (F3)</w:t>
             </w:r>
           </w:p>
           <w:p>
             <w:pPr>
               <w:rPr>
-                <w:highlight w:val="yellow"/>
-              </w:rPr>
-            </w:pPr>
-            <w:r>
+                <w:highlight w:val="green"/>
+              </w:rPr>
+            </w:pPr>
+            <w:r>
+              <w:rPr>
+                <w:highlight w:val="green"/>
+              </w:rPr>
               <w:t>-3 (00:07:31) (F3)</w:t>
             </w:r>
           </w:p>
           <w:p>
             <w:pPr>
               <w:rPr>
-                <w:highlight w:val="yellow"/>
+                <w:highlight w:val="green"/>
               </w:rPr>
             </w:pPr>
           </w:p>
@@ -6642,6 +7005,11 @@
             </w:r>
           </w:p>
           <w:p>
+            <w:pPr>
+              <w:rPr>
+                <w:highlight w:val="green"/>
+              </w:rPr>
+            </w:pPr>
             <w:r>
               <w:rPr>
                 <w:highlight w:val="green"/>
@@ -6655,55 +7023,98 @@
               <w:t>F2)</w:t>
             </w:r>
           </w:p>
-          <w:p/>
-          <w:p>
-            <w:r>
-              <w:rPr>
-                <w:highlight w:val="yellow"/>
-              </w:rPr>
-              <w:t>Species: Sandfish</w:t>
-            </w:r>
-            <w:r>
-              <w:t xml:space="preserve">? – see bottom left corner of screen at time listed; unsure if this is </w:t>
+          <w:p>
+            <w:pPr>
+              <w:rPr>
+                <w:highlight w:val="green"/>
+              </w:rPr>
+            </w:pPr>
+          </w:p>
+          <w:p>
+            <w:pPr>
+              <w:rPr>
+                <w:highlight w:val="green"/>
+              </w:rPr>
+            </w:pPr>
+            <w:r>
+              <w:rPr>
+                <w:highlight w:val="green"/>
+              </w:rPr>
+              <w:t xml:space="preserve">Species: Sandfish? – see bottom left corner of screen at time listed; unsure if this is </w:t>
             </w:r>
             <w:proofErr w:type="gramStart"/>
             <w:r>
+              <w:rPr>
+                <w:highlight w:val="green"/>
+              </w:rPr>
               <w:t>actually a</w:t>
             </w:r>
             <w:proofErr w:type="gramEnd"/>
             <w:r>
+              <w:rPr>
+                <w:highlight w:val="green"/>
+              </w:rPr>
               <w:t xml:space="preserve"> sandfish. Appears again at 00:09:12 (F2) in cracks of background vegetation underneath the visibility stick slightly to the left. Blurry and hard to make out </w:t>
             </w:r>
             <w:proofErr w:type="gramStart"/>
             <w:r>
+              <w:rPr>
+                <w:highlight w:val="green"/>
+              </w:rPr>
               <w:t>at this time</w:t>
             </w:r>
             <w:proofErr w:type="gramEnd"/>
             <w:r>
+              <w:rPr>
+                <w:highlight w:val="green"/>
+              </w:rPr>
               <w:t xml:space="preserve">. Appears again at 00:11:23 (F2) behind yellow leaf. Clearer view </w:t>
             </w:r>
             <w:proofErr w:type="gramStart"/>
             <w:r>
+              <w:rPr>
+                <w:highlight w:val="green"/>
+              </w:rPr>
               <w:t>at this time</w:t>
             </w:r>
             <w:proofErr w:type="gramEnd"/>
             <w:r>
+              <w:rPr>
+                <w:highlight w:val="green"/>
+              </w:rPr>
               <w:t>.</w:t>
             </w:r>
           </w:p>
           <w:p>
-            <w:r>
+            <w:pPr>
+              <w:rPr>
+                <w:highlight w:val="green"/>
+              </w:rPr>
+            </w:pPr>
+            <w:r>
+              <w:rPr>
+                <w:highlight w:val="green"/>
+              </w:rPr>
               <w:t>T1: 00:06:44 (F1)</w:t>
             </w:r>
           </w:p>
           <w:p>
             <w:proofErr w:type="spellStart"/>
             <w:r>
+              <w:rPr>
+                <w:highlight w:val="green"/>
+              </w:rPr>
               <w:t>MaxN</w:t>
             </w:r>
             <w:proofErr w:type="spellEnd"/>
             <w:r>
-              <w:t>: 1 (F1)</w:t>
+              <w:rPr>
+                <w:highlight w:val="green"/>
+              </w:rPr>
+              <w:t>: 1 (F1</w:t>
+            </w:r>
+            <w:r>
+              <w:t>)</w:t>
             </w:r>
           </w:p>
           <w:p/>
@@ -7124,12 +7535,12 @@
           <w:p>
             <w:pPr>
               <w:rPr>
-                <w:highlight w:val="yellow"/>
-              </w:rPr>
-            </w:pPr>
-            <w:r>
-              <w:rPr>
-                <w:highlight w:val="yellow"/>
+                <w:highlight w:val="green"/>
+              </w:rPr>
+            </w:pPr>
+            <w:r>
+              <w:rPr>
+                <w:highlight w:val="green"/>
               </w:rPr>
               <w:t>CRAB</w:t>
             </w:r>
@@ -7137,12 +7548,12 @@
           <w:p>
             <w:pPr>
               <w:rPr>
-                <w:highlight w:val="yellow"/>
-              </w:rPr>
-            </w:pPr>
-            <w:r>
-              <w:rPr>
-                <w:highlight w:val="yellow"/>
+                <w:highlight w:val="green"/>
+              </w:rPr>
+            </w:pPr>
+            <w:r>
+              <w:rPr>
+                <w:highlight w:val="green"/>
               </w:rPr>
               <w:t>1 MUD 12:03</w:t>
             </w:r>
@@ -7150,26 +7561,26 @@
           <w:p>
             <w:pPr>
               <w:rPr>
-                <w:highlight w:val="yellow"/>
-              </w:rPr>
-            </w:pPr>
-            <w:r>
-              <w:rPr>
-                <w:highlight w:val="yellow"/>
+                <w:highlight w:val="green"/>
+              </w:rPr>
+            </w:pPr>
+            <w:r>
+              <w:rPr>
+                <w:highlight w:val="green"/>
               </w:rPr>
               <w:t xml:space="preserve">2 </w:t>
             </w:r>
             <w:proofErr w:type="gramStart"/>
             <w:r>
               <w:rPr>
-                <w:highlight w:val="yellow"/>
+                <w:highlight w:val="green"/>
               </w:rPr>
               <w:t>MUD</w:t>
             </w:r>
             <w:proofErr w:type="gramEnd"/>
             <w:r>
               <w:rPr>
-                <w:highlight w:val="yellow"/>
+                <w:highlight w:val="green"/>
               </w:rPr>
               <w:t xml:space="preserve"> 18:00</w:t>
             </w:r>
@@ -7177,21 +7588,21 @@
           <w:p>
             <w:r>
               <w:rPr>
-                <w:highlight w:val="yellow"/>
+                <w:highlight w:val="green"/>
               </w:rPr>
               <w:t xml:space="preserve">3 </w:t>
             </w:r>
             <w:proofErr w:type="gramStart"/>
             <w:r>
               <w:rPr>
-                <w:highlight w:val="yellow"/>
+                <w:highlight w:val="green"/>
               </w:rPr>
               <w:t>MUD</w:t>
             </w:r>
             <w:proofErr w:type="gramEnd"/>
             <w:r>
               <w:rPr>
-                <w:highlight w:val="yellow"/>
+                <w:highlight w:val="green"/>
               </w:rPr>
               <w:t xml:space="preserve"> 17:37 (F2)</w:t>
             </w:r>
@@ -9538,7 +9949,7 @@
                 <w:kern w:val="0"/>
                 <w:sz w:val="24"/>
                 <w:szCs w:val="24"/>
-                <w:highlight w:val="yellow"/>
+                <w:highlight w:val="green"/>
                 <w14:ligatures w14:val="none"/>
               </w:rPr>
             </w:pPr>
@@ -9551,7 +9962,7 @@
                 <w:kern w:val="0"/>
                 <w:sz w:val="24"/>
                 <w:szCs w:val="24"/>
-                <w:highlight w:val="yellow"/>
+                <w:highlight w:val="green"/>
                 <w14:ligatures w14:val="none"/>
               </w:rPr>
             </w:pPr>
@@ -9560,7 +9971,7 @@
                 <w:rFonts w:ascii="Calibri" w:eastAsia="Times New Roman" w:hAnsi="Calibri" w:cs="Calibri"/>
                 <w:color w:val="000000"/>
                 <w:kern w:val="0"/>
-                <w:highlight w:val="yellow"/>
+                <w:highlight w:val="green"/>
                 <w14:ligatures w14:val="none"/>
               </w:rPr>
               <w:t>Shrimp</w:t>
@@ -9573,7 +9984,7 @@
                 <w:rFonts w:ascii="Calibri" w:eastAsia="Times New Roman" w:hAnsi="Calibri" w:cs="Calibri"/>
                 <w:color w:val="000000"/>
                 <w:kern w:val="0"/>
-                <w:highlight w:val="yellow"/>
+                <w:highlight w:val="green"/>
                 <w14:ligatures w14:val="none"/>
               </w:rPr>
             </w:pPr>
@@ -9583,7 +9994,7 @@
                 <w:rFonts w:ascii="Calibri" w:eastAsia="Times New Roman" w:hAnsi="Calibri" w:cs="Calibri"/>
                 <w:color w:val="000000"/>
                 <w:kern w:val="0"/>
-                <w:highlight w:val="yellow"/>
+                <w:highlight w:val="green"/>
                 <w14:ligatures w14:val="none"/>
               </w:rPr>
               <w:t>MaxN</w:t>
@@ -9594,7 +10005,7 @@
                 <w:rFonts w:ascii="Calibri" w:eastAsia="Times New Roman" w:hAnsi="Calibri" w:cs="Calibri"/>
                 <w:color w:val="000000"/>
                 <w:kern w:val="0"/>
-                <w:highlight w:val="yellow"/>
+                <w:highlight w:val="green"/>
                 <w14:ligatures w14:val="none"/>
               </w:rPr>
               <w:t xml:space="preserve">: 1 (0:22:59), </w:t>
@@ -9608,6 +10019,7 @@
                 <w:kern w:val="0"/>
                 <w:sz w:val="24"/>
                 <w:szCs w:val="24"/>
+                <w:highlight w:val="green"/>
                 <w14:ligatures w14:val="none"/>
               </w:rPr>
             </w:pPr>
@@ -9616,7 +10028,7 @@
                 <w:rFonts w:ascii="Calibri" w:eastAsia="Times New Roman" w:hAnsi="Calibri" w:cs="Calibri"/>
                 <w:color w:val="000000"/>
                 <w:kern w:val="0"/>
-                <w:highlight w:val="yellow"/>
+                <w:highlight w:val="green"/>
                 <w14:ligatures w14:val="none"/>
               </w:rPr>
               <w:t>2 (0:23:47)</w:t>
@@ -9630,6 +10042,7 @@
                 <w:kern w:val="0"/>
                 <w:sz w:val="24"/>
                 <w:szCs w:val="24"/>
+                <w:highlight w:val="green"/>
                 <w14:ligatures w14:val="none"/>
               </w:rPr>
             </w:pPr>
@@ -12033,6 +12446,11 @@
             </w:r>
           </w:p>
           <w:p>
+            <w:pPr>
+              <w:rPr>
+                <w:highlight w:val="green"/>
+              </w:rPr>
+            </w:pPr>
             <w:r>
               <w:rPr>
                 <w:highlight w:val="green"/>
@@ -12040,16 +12458,22 @@
               <w:t>1 05:45 (F3) GOOD SHOT, POSSIBLY DIFFERENT SPECIES</w:t>
             </w:r>
           </w:p>
-          <w:p/>
-          <w:p>
-            <w:pPr>
-              <w:rPr>
-                <w:highlight w:val="yellow"/>
-              </w:rPr>
-            </w:pPr>
-            <w:r>
-              <w:rPr>
-                <w:highlight w:val="yellow"/>
+          <w:p>
+            <w:pPr>
+              <w:rPr>
+                <w:highlight w:val="green"/>
+              </w:rPr>
+            </w:pPr>
+          </w:p>
+          <w:p>
+            <w:pPr>
+              <w:rPr>
+                <w:highlight w:val="green"/>
+              </w:rPr>
+            </w:pPr>
+            <w:r>
+              <w:rPr>
+                <w:highlight w:val="green"/>
               </w:rPr>
               <w:t>CRAB</w:t>
             </w:r>
@@ -12057,7 +12481,7 @@
           <w:p>
             <w:r>
               <w:rPr>
-                <w:highlight w:val="yellow"/>
+                <w:highlight w:val="green"/>
               </w:rPr>
               <w:t>MUD 16:19</w:t>
             </w:r>
@@ -13134,7 +13558,13 @@
               <w:rPr>
                 <w:highlight w:val="green"/>
               </w:rPr>
-              <w:t>T1=00.09.47</w:t>
+              <w:t>T1=</w:t>
+            </w:r>
+            <w:r>
+              <w:rPr>
+                <w:highlight w:val="green"/>
+              </w:rPr>
+              <w:t>00.09.47</w:t>
             </w:r>
           </w:p>
           <w:p>
@@ -13158,24 +13588,27 @@
           <w:p>
             <w:pPr>
               <w:spacing w:after="0" w:line="240" w:lineRule="auto"/>
+              <w:rPr>
+                <w:highlight w:val="green"/>
+              </w:rPr>
             </w:pPr>
           </w:p>
           <w:p>
             <w:pPr>
               <w:spacing w:after="0" w:line="240" w:lineRule="auto"/>
               <w:rPr>
-                <w:highlight w:val="yellow"/>
-              </w:rPr>
-            </w:pPr>
-            <w:r>
-              <w:rPr>
-                <w:highlight w:val="yellow"/>
+                <w:highlight w:val="green"/>
+              </w:rPr>
+            </w:pPr>
+            <w:r>
+              <w:rPr>
+                <w:highlight w:val="green"/>
               </w:rPr>
               <w:t>Crab</w:t>
             </w:r>
             <w:r>
               <w:rPr>
-                <w:highlight w:val="yellow"/>
+                <w:highlight w:val="green"/>
               </w:rPr>
               <w:t xml:space="preserve"> SWIMMER</w:t>
             </w:r>
@@ -13188,26 +13621,26 @@
               </w:numPr>
               <w:spacing w:after="0" w:line="240" w:lineRule="auto"/>
               <w:rPr>
-                <w:highlight w:val="yellow"/>
-              </w:rPr>
-            </w:pPr>
-            <w:r>
-              <w:rPr>
-                <w:highlight w:val="yellow"/>
+                <w:highlight w:val="green"/>
+              </w:rPr>
+            </w:pPr>
+            <w:r>
+              <w:rPr>
+                <w:highlight w:val="green"/>
               </w:rPr>
               <w:t>1(</w:t>
             </w:r>
             <w:proofErr w:type="gramStart"/>
             <w:r>
               <w:rPr>
-                <w:highlight w:val="yellow"/>
+                <w:highlight w:val="green"/>
               </w:rPr>
               <w:t>00.05.07 )</w:t>
             </w:r>
             <w:proofErr w:type="gramEnd"/>
             <w:r>
               <w:rPr>
-                <w:highlight w:val="yellow"/>
+                <w:highlight w:val="green"/>
               </w:rPr>
               <w:t>(F2)</w:t>
             </w:r>
@@ -13220,26 +13653,26 @@
               </w:numPr>
               <w:spacing w:after="0" w:line="240" w:lineRule="auto"/>
               <w:rPr>
-                <w:highlight w:val="yellow"/>
-              </w:rPr>
-            </w:pPr>
-            <w:r>
-              <w:rPr>
-                <w:highlight w:val="yellow"/>
+                <w:highlight w:val="green"/>
+              </w:rPr>
+            </w:pPr>
+            <w:r>
+              <w:rPr>
+                <w:highlight w:val="green"/>
               </w:rPr>
               <w:t>1(</w:t>
             </w:r>
             <w:proofErr w:type="gramStart"/>
             <w:r>
               <w:rPr>
-                <w:highlight w:val="yellow"/>
+                <w:highlight w:val="green"/>
               </w:rPr>
               <w:t>00.05.13)(</w:t>
             </w:r>
             <w:proofErr w:type="gramEnd"/>
             <w:r>
               <w:rPr>
-                <w:highlight w:val="yellow"/>
+                <w:highlight w:val="green"/>
               </w:rPr>
               <w:t>F2)</w:t>
             </w:r>
@@ -13252,26 +13685,26 @@
               </w:numPr>
               <w:spacing w:after="0" w:line="240" w:lineRule="auto"/>
               <w:rPr>
-                <w:highlight w:val="yellow"/>
-              </w:rPr>
-            </w:pPr>
-            <w:r>
-              <w:rPr>
-                <w:highlight w:val="yellow"/>
+                <w:highlight w:val="green"/>
+              </w:rPr>
+            </w:pPr>
+            <w:r>
+              <w:rPr>
+                <w:highlight w:val="green"/>
               </w:rPr>
               <w:t>1(</w:t>
             </w:r>
             <w:proofErr w:type="gramStart"/>
             <w:r>
               <w:rPr>
-                <w:highlight w:val="yellow"/>
+                <w:highlight w:val="green"/>
               </w:rPr>
               <w:t>00.18.04)(</w:t>
             </w:r>
             <w:proofErr w:type="gramEnd"/>
             <w:r>
               <w:rPr>
-                <w:highlight w:val="yellow"/>
+                <w:highlight w:val="green"/>
               </w:rPr>
               <w:t>F2)</w:t>
             </w:r>
@@ -13284,12 +13717,12 @@
               </w:numPr>
               <w:spacing w:after="0" w:line="240" w:lineRule="auto"/>
               <w:rPr>
-                <w:highlight w:val="yellow"/>
-              </w:rPr>
-            </w:pPr>
-            <w:r>
-              <w:rPr>
-                <w:highlight w:val="yellow"/>
+                <w:highlight w:val="green"/>
+              </w:rPr>
+            </w:pPr>
+            <w:r>
+              <w:rPr>
+                <w:highlight w:val="green"/>
               </w:rPr>
               <w:t>1(00.01.15(F3)</w:t>
             </w:r>
@@ -13298,7 +13731,7 @@
             <w:pPr>
               <w:spacing w:after="0" w:line="240" w:lineRule="auto"/>
               <w:rPr>
-                <w:highlight w:val="yellow"/>
+                <w:highlight w:val="green"/>
               </w:rPr>
             </w:pPr>
           </w:p>
@@ -13306,19 +13739,19 @@
             <w:pPr>
               <w:spacing w:after="0" w:line="240" w:lineRule="auto"/>
               <w:rPr>
-                <w:highlight w:val="yellow"/>
-              </w:rPr>
-            </w:pPr>
-            <w:r>
-              <w:rPr>
-                <w:highlight w:val="yellow"/>
+                <w:highlight w:val="green"/>
+              </w:rPr>
+            </w:pPr>
+            <w:r>
+              <w:rPr>
+                <w:highlight w:val="green"/>
               </w:rPr>
               <w:t xml:space="preserve">Species: </w:t>
             </w:r>
             <w:proofErr w:type="spellStart"/>
             <w:r>
               <w:rPr>
-                <w:highlight w:val="yellow"/>
+                <w:highlight w:val="green"/>
               </w:rPr>
               <w:t>Sandgoby</w:t>
             </w:r>
@@ -13328,12 +13761,12 @@
             <w:pPr>
               <w:spacing w:after="0" w:line="240" w:lineRule="auto"/>
               <w:rPr>
-                <w:highlight w:val="yellow"/>
-              </w:rPr>
-            </w:pPr>
-            <w:r>
-              <w:rPr>
-                <w:highlight w:val="yellow"/>
+                <w:highlight w:val="green"/>
+              </w:rPr>
+            </w:pPr>
+            <w:r>
+              <w:rPr>
+                <w:highlight w:val="green"/>
               </w:rPr>
               <w:t>T1: 00:15:18 (F1)</w:t>
             </w:r>
@@ -13342,20 +13775,20 @@
             <w:pPr>
               <w:spacing w:after="0" w:line="240" w:lineRule="auto"/>
               <w:rPr>
-                <w:highlight w:val="yellow"/>
+                <w:highlight w:val="green"/>
               </w:rPr>
             </w:pPr>
             <w:proofErr w:type="spellStart"/>
             <w:r>
               <w:rPr>
-                <w:highlight w:val="yellow"/>
+                <w:highlight w:val="green"/>
               </w:rPr>
               <w:t>MaxN</w:t>
             </w:r>
             <w:proofErr w:type="spellEnd"/>
             <w:r>
               <w:rPr>
-                <w:highlight w:val="yellow"/>
+                <w:highlight w:val="green"/>
               </w:rPr>
               <w:t xml:space="preserve">: </w:t>
             </w:r>
@@ -13364,12 +13797,12 @@
             <w:pPr>
               <w:spacing w:after="0" w:line="240" w:lineRule="auto"/>
               <w:rPr>
-                <w:highlight w:val="yellow"/>
-              </w:rPr>
-            </w:pPr>
-            <w:r>
-              <w:rPr>
-                <w:highlight w:val="yellow"/>
+                <w:highlight w:val="green"/>
+              </w:rPr>
+            </w:pPr>
+            <w:r>
+              <w:rPr>
+                <w:highlight w:val="green"/>
               </w:rPr>
               <w:t>-1 (00:15:18) (F1)</w:t>
             </w:r>
@@ -13378,12 +13811,12 @@
             <w:pPr>
               <w:spacing w:after="0" w:line="240" w:lineRule="auto"/>
               <w:rPr>
-                <w:highlight w:val="yellow"/>
-              </w:rPr>
-            </w:pPr>
-            <w:r>
-              <w:rPr>
-                <w:highlight w:val="yellow"/>
+                <w:highlight w:val="green"/>
+              </w:rPr>
+            </w:pPr>
+            <w:r>
+              <w:rPr>
+                <w:highlight w:val="green"/>
               </w:rPr>
               <w:t>-2 (00:16:38) (F1)</w:t>
             </w:r>
@@ -13392,7 +13825,7 @@
             <w:pPr>
               <w:spacing w:after="0" w:line="240" w:lineRule="auto"/>
               <w:rPr>
-                <w:highlight w:val="yellow"/>
+                <w:highlight w:val="green"/>
               </w:rPr>
             </w:pPr>
           </w:p>
@@ -13400,12 +13833,12 @@
             <w:pPr>
               <w:spacing w:after="0" w:line="240" w:lineRule="auto"/>
               <w:rPr>
-                <w:highlight w:val="yellow"/>
-              </w:rPr>
-            </w:pPr>
-            <w:r>
-              <w:rPr>
-                <w:highlight w:val="yellow"/>
+                <w:highlight w:val="green"/>
+              </w:rPr>
+            </w:pPr>
+            <w:r>
+              <w:rPr>
+                <w:highlight w:val="green"/>
               </w:rPr>
               <w:t>Species: Mud crab</w:t>
             </w:r>
@@ -13414,12 +13847,12 @@
             <w:pPr>
               <w:spacing w:after="0" w:line="240" w:lineRule="auto"/>
               <w:rPr>
-                <w:highlight w:val="yellow"/>
-              </w:rPr>
-            </w:pPr>
-            <w:r>
-              <w:rPr>
-                <w:highlight w:val="yellow"/>
+                <w:highlight w:val="green"/>
+              </w:rPr>
+            </w:pPr>
+            <w:r>
+              <w:rPr>
+                <w:highlight w:val="green"/>
               </w:rPr>
               <w:t>T1: 00:19:31 (F1)</w:t>
             </w:r>
@@ -13428,20 +13861,20 @@
             <w:pPr>
               <w:spacing w:after="0" w:line="240" w:lineRule="auto"/>
               <w:rPr>
-                <w:highlight w:val="yellow"/>
+                <w:highlight w:val="green"/>
               </w:rPr>
             </w:pPr>
             <w:proofErr w:type="spellStart"/>
             <w:r>
               <w:rPr>
-                <w:highlight w:val="yellow"/>
+                <w:highlight w:val="green"/>
               </w:rPr>
               <w:t>MaxN</w:t>
             </w:r>
             <w:proofErr w:type="spellEnd"/>
             <w:r>
               <w:rPr>
-                <w:highlight w:val="yellow"/>
+                <w:highlight w:val="green"/>
               </w:rPr>
               <w:t>: 1 (F1)</w:t>
             </w:r>
@@ -13450,7 +13883,7 @@
             <w:pPr>
               <w:spacing w:after="0" w:line="240" w:lineRule="auto"/>
               <w:rPr>
-                <w:highlight w:val="yellow"/>
+                <w:highlight w:val="green"/>
               </w:rPr>
             </w:pPr>
           </w:p>
@@ -13458,13 +13891,16 @@
             <w:pPr>
               <w:spacing w:after="0" w:line="240" w:lineRule="auto"/>
               <w:rPr>
-                <w:highlight w:val="yellow"/>
+                <w:highlight w:val="green"/>
               </w:rPr>
             </w:pPr>
           </w:p>
           <w:p>
             <w:pPr>
               <w:spacing w:after="0" w:line="240" w:lineRule="auto"/>
+              <w:rPr>
+                <w:highlight w:val="green"/>
+              </w:rPr>
             </w:pPr>
           </w:p>
           <w:p>
@@ -13487,32 +13923,20 @@
               <w:rPr>
                 <w:highlight w:val="green"/>
               </w:rPr>
-              <w:t xml:space="preserve">  </w:t>
-            </w:r>
-            <w:r>
-              <w:rPr>
-                <w:highlight w:val="yellow"/>
-              </w:rPr>
-              <w:t>DOUBLE</w:t>
+              <w:t xml:space="preserve">  DOUBLE</w:t>
             </w:r>
             <w:proofErr w:type="gramEnd"/>
             <w:r>
               <w:rPr>
-                <w:highlight w:val="yellow"/>
+                <w:highlight w:val="green"/>
               </w:rPr>
               <w:t xml:space="preserve"> CHECK</w:t>
             </w:r>
             <w:r>
               <w:rPr>
-                <w:highlight w:val="yellow"/>
-              </w:rPr>
-              <w:t xml:space="preserve"> NEW T1: </w:t>
-            </w:r>
-            <w:r>
-              <w:rPr>
-                <w:highlight w:val="yellow"/>
-              </w:rPr>
-              <w:t>T1: 00:08:22 (F2)</w:t>
+                <w:highlight w:val="green"/>
+              </w:rPr>
+              <w:t xml:space="preserve"> NEW T1: T1: 00:08:22 (F2)</w:t>
             </w:r>
           </w:p>
           <w:p>
@@ -14360,26 +14784,32 @@
             <w:pPr>
               <w:spacing w:after="0" w:line="240" w:lineRule="auto"/>
               <w:rPr>
-                <w:highlight w:val="yellow"/>
-              </w:rPr>
-            </w:pPr>
-            <w:r>
-              <w:rPr>
-                <w:highlight w:val="yellow"/>
+                <w:highlight w:val="green"/>
+              </w:rPr>
+            </w:pPr>
+            <w:r>
+              <w:rPr>
+                <w:highlight w:val="green"/>
               </w:rPr>
               <w:t>Crab</w:t>
             </w:r>
+            <w:r>
+              <w:rPr>
+                <w:highlight w:val="green"/>
+              </w:rPr>
+              <w:t xml:space="preserve"> SWIMMER</w:t>
+            </w:r>
           </w:p>
           <w:p>
             <w:pPr>
               <w:spacing w:after="0" w:line="240" w:lineRule="auto"/>
               <w:rPr>
-                <w:highlight w:val="yellow"/>
-              </w:rPr>
-            </w:pPr>
-            <w:r>
-              <w:rPr>
-                <w:highlight w:val="yellow"/>
+                <w:highlight w:val="green"/>
+              </w:rPr>
+            </w:pPr>
+            <w:r>
+              <w:rPr>
+                <w:highlight w:val="green"/>
               </w:rPr>
               <w:t>T1=00.07.27(F2)</w:t>
             </w:r>
@@ -14392,26 +14822,26 @@
               </w:numPr>
               <w:spacing w:after="0" w:line="240" w:lineRule="auto"/>
               <w:rPr>
-                <w:highlight w:val="yellow"/>
-              </w:rPr>
-            </w:pPr>
-            <w:r>
-              <w:rPr>
-                <w:highlight w:val="yellow"/>
+                <w:highlight w:val="green"/>
+              </w:rPr>
+            </w:pPr>
+            <w:r>
+              <w:rPr>
+                <w:highlight w:val="green"/>
               </w:rPr>
               <w:t>1(</w:t>
             </w:r>
             <w:proofErr w:type="gramStart"/>
             <w:r>
               <w:rPr>
-                <w:highlight w:val="yellow"/>
+                <w:highlight w:val="green"/>
               </w:rPr>
               <w:t>00.07.27)(</w:t>
             </w:r>
             <w:proofErr w:type="gramEnd"/>
             <w:r>
               <w:rPr>
-                <w:highlight w:val="yellow"/>
+                <w:highlight w:val="green"/>
               </w:rPr>
               <w:t>F2)</w:t>
             </w:r>
@@ -14424,26 +14854,26 @@
               </w:numPr>
               <w:spacing w:after="0" w:line="240" w:lineRule="auto"/>
               <w:rPr>
-                <w:highlight w:val="yellow"/>
-              </w:rPr>
-            </w:pPr>
-            <w:r>
-              <w:rPr>
-                <w:highlight w:val="yellow"/>
+                <w:highlight w:val="green"/>
+              </w:rPr>
+            </w:pPr>
+            <w:r>
+              <w:rPr>
+                <w:highlight w:val="green"/>
               </w:rPr>
               <w:t>1(</w:t>
             </w:r>
             <w:proofErr w:type="gramStart"/>
             <w:r>
               <w:rPr>
-                <w:highlight w:val="yellow"/>
+                <w:highlight w:val="green"/>
               </w:rPr>
               <w:t>00.28.03)(</w:t>
             </w:r>
             <w:proofErr w:type="gramEnd"/>
             <w:r>
               <w:rPr>
-                <w:highlight w:val="yellow"/>
+                <w:highlight w:val="green"/>
               </w:rPr>
               <w:t>F2)</w:t>
             </w:r>

--- a/URUVS/Datasheets/URUV/06.2024/June_VideoAnalysis_OliviaQAQC.docx
+++ b/URUVS/Datasheets/URUV/06.2024/June_VideoAnalysis_OliviaQAQC.docx
@@ -13337,14 +13337,7 @@
                 <w:highlight w:val="green"/>
                 <w:lang w:val="fr-FR"/>
               </w:rPr>
-              <w:t xml:space="preserve"> – </w:t>
-            </w:r>
-            <w:r>
-              <w:rPr>
-                <w:highlight w:val="yellow"/>
-                <w:lang w:val="fr-FR"/>
-              </w:rPr>
-              <w:t>R U SURE</w:t>
+              <w:t xml:space="preserve"> – R U SURE</w:t>
             </w:r>
           </w:p>
           <w:p>
@@ -13455,6 +13448,20 @@
           </w:p>
           <w:p>
             <w:pPr>
+              <w:spacing w:after="0" w:line="240" w:lineRule="auto"/>
+              <w:rPr>
+                <w:highlight w:val="green"/>
+              </w:rPr>
+            </w:pPr>
+            <w:r>
+              <w:rPr>
+                <w:highlight w:val="green"/>
+              </w:rPr>
+              <w:t>GUPPYA</w:t>
+            </w:r>
+          </w:p>
+          <w:p>
+            <w:pPr>
               <w:numPr>
                 <w:ilvl w:val="0"/>
                 <w:numId w:val="10"/>
@@ -13916,6 +13923,7 @@
               <w:rPr>
                 <w:highlight w:val="green"/>
               </w:rPr>
+              <w:lastRenderedPageBreak/>
               <w:t>Verfish</w:t>
             </w:r>
             <w:proofErr w:type="spellEnd"/>
@@ -13950,7 +13958,6 @@
               <w:rPr>
                 <w:highlight w:val="green"/>
               </w:rPr>
-              <w:lastRenderedPageBreak/>
               <w:t>t1= 00.08.56(F2)</w:t>
             </w:r>
           </w:p>
